--- a/extrakty/doc/TC278WG12/extract_17262_(2008).docx
+++ b/extrakty/doc/TC278WG12/extract_17262_(2008).docx
@@ -205,6 +205,16 @@
     <w:p>
       <w:pPr>
         <w:pStyle w:val="Textnormy"/>
+        <w:rPr/>
+      </w:pPr>
+      <w:r>
+        <w:rPr/>
+        <w:t xml:space="preserve">Poznámka: Extrakt uvádí vybrané kapitoly popisovaného dokumentu a přejímá původní číslování kapitol.</w:t>
+      </w:r>
+    </w:p>
+    <w:p>
+      <w:pPr>
+        <w:pStyle w:val="Textnormy"/>
         <w:rPr>
           <w:b/>
           <w:sz w:val="22"/>
@@ -281,7 +291,75 @@
           <w:sz w:val="22"/>
           <w:szCs w:val="22"/>
         </w:rPr>
-        <w:t>Souvisící normy</w:t>
+        <w:t>1 Předmět normy</w:t>
+      </w:r>
+    </w:p>
+    <w:p>
+      <w:pPr>
+        <w:pStyle w:val="Textnormy"/>
+        <w:rPr/>
+      </w:pPr>
+      <w:r>
+        <w:rPr/>
+        <w:t xml:space="preserve">Norma rozšiřuje číslování a datové struktury pro jednoznačnou identifikaci, stanovené v normě ISO 14816, o další struktury. Tato norma se věnuje jednotkám AVI/AEI. Krabice, malé nádoby a přepravované zboží jsou mimo rámec této normy. Obecně platí, že to, co je uvnitř nákladního prostoru, řeší skupina ISO/IEC JTC1 SC31, co je vně, to zase skupina CEN </w:t>
+      </w:r>
+      <w:r>
+        <w:rPr>
+          <w:spacing w:val="-2"/>
+        </w:rPr>
+        <w:t>TC278</w:t>
+      </w:r>
+      <w:r>
+        <w:rPr/>
+        <w:t xml:space="preserve"> WG12 společně s ISO TC204 WG4.</w:t>
+      </w:r>
+    </w:p>
+    <w:p>
+      <w:pPr>
+        <w:pStyle w:val="Textnormy"/>
+        <w:rPr/>
+      </w:pPr>
+      <w:r>
+        <w:rPr/>
+        <w:t xml:space="preserve">Tato norma stanovuje 10 nových </w:t>
+      </w:r>
+      <w:r>
+        <w:rPr>
+          <w:spacing w:val="-2"/>
+        </w:rPr>
+        <w:t>datových</w:t>
+      </w:r>
+      <w:r>
+        <w:rPr/>
+        <w:t xml:space="preserve"> typů pro multimodální/intermodální systém AVI/AEI, jedním z nových datových typů je kódovací struktura CS9 určená pro lehké kontejnery. Další datové typy popisují nezbytné datové struktury v jednotlivých složkách systému AVI/AEI (Manažer AEI, Čtečka, Displej a přepravovaný objekt resp. jeho TAG).</w:t>
+      </w:r>
+    </w:p>
+    <w:p>
+      <w:pPr>
+        <w:pStyle w:val="Textnormy"/>
+        <w:rPr/>
+      </w:pPr>
+      <w:r>
+        <w:rPr/>
+        <w:t>Kromě uvedených struktur obsahuje norma jeden normativní a dva informativní dodatky.</w:t>
+      </w:r>
+    </w:p>
+    <w:p>
+      <w:pPr>
+        <w:pStyle w:val="Textnormy"/>
+        <w:rPr>
+          <w:b/>
+          <w:sz w:val="22"/>
+          <w:szCs w:val="22"/>
+        </w:rPr>
+      </w:pPr>
+      <w:r>
+        <w:rPr>
+          <w:b/>
+          <w:sz w:val="22"/>
+          <w:szCs w:val="22"/>
+        </w:rPr>
+        <w:t xml:space="preserve">2 Souvisící normy</w:t>
       </w:r>
     </w:p>
     <w:p>
@@ -309,74 +387,6 @@
           <w:sz w:val="22"/>
           <w:szCs w:val="22"/>
         </w:rPr>
-        <w:t>1 Předmět normy</w:t>
-      </w:r>
-    </w:p>
-    <w:p>
-      <w:pPr>
-        <w:pStyle w:val="Textnormy"/>
-        <w:rPr/>
-      </w:pPr>
-      <w:r>
-        <w:rPr/>
-        <w:t xml:space="preserve">Norma rozšiřuje číslování a datové struktury pro jednoznačnou identifikaci, stanovené v normě ISO 14816, o další struktury. Tato norma se věnuje jednotkám AVI/AEI. Krabice, malé nádoby a přepravované zboží jsou mimo rámec této normy. Obecně platí, že to, co je uvnitř nákladního prostoru, řeší skupina ISO/IEC JTC1 SC31, co je vně, to zase skupina CEN </w:t>
-      </w:r>
-      <w:r>
-        <w:rPr>
-          <w:spacing w:val="-2"/>
-        </w:rPr>
-        <w:t>TC278</w:t>
-      </w:r>
-      <w:r>
-        <w:rPr/>
-        <w:t xml:space="preserve"> WG12 společně s ISO TC204 WG4.</w:t>
-      </w:r>
-    </w:p>
-    <w:p>
-      <w:pPr>
-        <w:pStyle w:val="Textnormy"/>
-        <w:rPr/>
-      </w:pPr>
-      <w:r>
-        <w:rPr/>
-        <w:t xml:space="preserve">Tato norma stanovuje 10 nových </w:t>
-      </w:r>
-      <w:r>
-        <w:rPr>
-          <w:spacing w:val="-2"/>
-        </w:rPr>
-        <w:t>datových</w:t>
-      </w:r>
-      <w:r>
-        <w:rPr/>
-        <w:t xml:space="preserve"> typů pro multimodální/intermodální systém AVI/AEI, jedním z nových datových typů je kódovací struktura CS9 určená pro lehké kontejnery. Další datové typy popisují nezbytné datové struktury v jednotlivých složkách systému AVI/AEI (Manažer AEI, Čtečka, Displej a přepravovaný objekt resp. jeho TAG).</w:t>
-      </w:r>
-    </w:p>
-    <w:p>
-      <w:pPr>
-        <w:pStyle w:val="Textnormy"/>
-        <w:rPr/>
-      </w:pPr>
-      <w:r>
-        <w:rPr/>
-        <w:t>Kromě uvedených struktur obsahuje norma jeden normativní a dva informativní dodatky.</w:t>
-      </w:r>
-    </w:p>
-    <w:p>
-      <w:pPr>
-        <w:pStyle w:val="Textnormy"/>
-        <w:rPr>
-          <w:b/>
-          <w:sz w:val="22"/>
-          <w:szCs w:val="22"/>
-        </w:rPr>
-      </w:pPr>
-      <w:r>
-        <w:rPr>
-          <w:b/>
-          <w:sz w:val="22"/>
-          <w:szCs w:val="22"/>
-        </w:rPr>
         <w:t>3 Termíny a definice</w:t>
       </w:r>
     </w:p>
@@ -522,6 +532,16 @@
       <w:r>
         <w:rPr/>
         <w:t>zařízení určené k identifikaci, zabudované do jednotky, vozidla nebo položky, které obsahuje jednoznačný identifikátor a v případě potřeby další doplňková data. Pro zvláštní účely může být TAG nainstalovaný na pevném místě a pohyblivá bude čtečka.</w:t>
+      </w:r>
+    </w:p>
+    <w:p>
+      <w:pPr>
+        <w:pStyle w:val="Textnormy"/>
+        <w:rPr/>
+      </w:pPr>
+      <w:r>
+        <w:rPr/>
+        <w:t xml:space="preserve">Další termíny a zkratky z oboru ITS jsou obsaženy ve slovníku ITS terminology (www.ITSterminology.org).</w:t>
       </w:r>
     </w:p>
     <w:p>
@@ -584,7 +604,7 @@
             </wp:cNvGraphicFramePr>
             <a:graphic xmlns:a="http://schemas.openxmlformats.org/drawingml/2006/main">
               <a:graphicData uri="http://schemas.openxmlformats.org/drawingml/2006/picture">
-                <pic:pic xmlns:pic="http://schemas.openxmlformats.org/drawingml/2006/picture">
+                <pic:pic>
                   <pic:nvPicPr>
                     <pic:cNvPr id="1" name="Image1"/>
                     <pic:cNvPicPr>
@@ -726,7 +746,7 @@
             </wp:cNvGraphicFramePr>
             <a:graphic xmlns:a="http://schemas.openxmlformats.org/drawingml/2006/main">
               <a:graphicData uri="http://schemas.openxmlformats.org/drawingml/2006/picture">
-                <pic:pic xmlns:pic="http://schemas.openxmlformats.org/drawingml/2006/picture">
+                <pic:pic>
                   <pic:nvPicPr>
                     <pic:cNvPr id="2" name="Image2"/>
                     <pic:cNvPicPr>
@@ -872,7 +892,7 @@
             </wp:cNvGraphicFramePr>
             <a:graphic xmlns:a="http://schemas.openxmlformats.org/drawingml/2006/main">
               <a:graphicData uri="http://schemas.openxmlformats.org/drawingml/2006/picture">
-                <pic:pic xmlns:pic="http://schemas.openxmlformats.org/drawingml/2006/picture">
+                <pic:pic>
                   <pic:nvPicPr>
                     <pic:cNvPr id="3" name="Image3"/>
                     <pic:cNvPicPr>
@@ -959,7 +979,7 @@
             </wp:cNvGraphicFramePr>
             <a:graphic xmlns:a="http://schemas.openxmlformats.org/drawingml/2006/main">
               <a:graphicData uri="http://schemas.openxmlformats.org/drawingml/2006/picture">
-                <pic:pic xmlns:pic="http://schemas.openxmlformats.org/drawingml/2006/picture">
+                <pic:pic>
                   <pic:nvPicPr>
                     <pic:cNvPr id="4" name="Image4"/>
                     <pic:cNvPicPr>
@@ -1040,7 +1060,7 @@
             </wp:cNvGraphicFramePr>
             <a:graphic xmlns:a="http://schemas.openxmlformats.org/drawingml/2006/main">
               <a:graphicData uri="http://schemas.openxmlformats.org/drawingml/2006/picture">
-                <pic:pic xmlns:pic="http://schemas.openxmlformats.org/drawingml/2006/picture">
+                <pic:pic>
                   <pic:nvPicPr>
                     <pic:cNvPr id="5" name="Image5"/>
                     <pic:cNvPicPr>
@@ -1137,7 +1157,7 @@
             </wp:cNvGraphicFramePr>
             <a:graphic xmlns:a="http://schemas.openxmlformats.org/drawingml/2006/main">
               <a:graphicData uri="http://schemas.openxmlformats.org/drawingml/2006/picture">
-                <pic:pic xmlns:pic="http://schemas.openxmlformats.org/drawingml/2006/picture">
+                <pic:pic>
                   <pic:nvPicPr>
                     <pic:cNvPr id="6" name="Image6"/>
                     <pic:cNvPicPr>
@@ -1207,7 +1227,7 @@
             </wp:cNvGraphicFramePr>
             <a:graphic xmlns:a="http://schemas.openxmlformats.org/drawingml/2006/main">
               <a:graphicData uri="http://schemas.openxmlformats.org/drawingml/2006/picture">
-                <pic:pic xmlns:pic="http://schemas.openxmlformats.org/drawingml/2006/picture">
+                <pic:pic>
                   <pic:nvPicPr>
                     <pic:cNvPr id="7" name="Image7"/>
                     <pic:cNvPicPr>

--- a/extrakty/doc/TC278WG12/extract_17262_(2008).docx
+++ b/extrakty/doc/TC278WG12/extract_17262_(2008).docx
@@ -25,7 +25,7 @@
           <w:sz w:val="40"/>
           <w:szCs w:val="40"/>
         </w:rPr>
-        <w:t>EXTRAKT z české technické normy</w:t>
+        <w:t xml:space="preserve">EXTRAKT z technické specifikace CEN</w:t>
       </w:r>
     </w:p>
     <w:p>
@@ -129,9 +129,9 @@
             </w:pPr>
             <w:r>
               <w:rPr/>
-              <w:t>ČSN</w:t>
+              <w:t xml:space="preserve">CEN ISO/TS 17262</w:t>
               <w:br/>
-              <w:t>EN ISO 17262</w:t>
+              <w:t/>
               <w:br/>
             </w:r>
           </w:p>
@@ -143,7 +143,7 @@
             </w:pPr>
             <w:r>
               <w:rPr/>
-              <w:t>01 8341</w:t>
+              <w:t xml:space="preserve"/>
             </w:r>
           </w:p>
         </w:tc>
@@ -159,9 +159,9 @@
       </w:pPr>
       <w:r>
         <w:rPr/>
-        <w:t>Platí od 1.3.2005</w:t>
+        <w:t xml:space="preserve">Vydána 2003, 24 stran</w:t>
         <w:tab/>
-        <w:t>25 stran</w:t>
+        <w:t/>
       </w:r>
     </w:p>
     <w:p>
